--- a/policies/build/masters/ROM.2_v2_master.docx
+++ b/policies/build/masters/ROM.2_v2_master.docx
@@ -11,40 +11,25 @@
         <w:rPr>
           <w:b/>
           <w:bCs/>
+          <w:sz w:val="28"/>
+          <w:szCs w:val="28"/>
+        </w:rPr>
+        <w:t>Policy on Organisation's Leader — Qualifications, Experience and Performance</w:t>
+      </w:r>
+    </w:p>
+    <w:p>
+      <w:pPr>
+        <w:spacing w:after="60"/>
+        <w:jc w:val="center"/>
+      </w:pPr>
+      <w:r>
+        <w:rPr>
+          <w:b/>
+          <w:bCs/>
           <w:sz w:val="32"/>
           <w:szCs w:val="32"/>
         </w:rPr>
         <w:t xml:space="preserve">«Hospital Name»</w:t>
-      </w:r>
-    </w:p>
-    <w:p>
-      <w:pPr>
-        <w:spacing w:after="60"/>
-        <w:jc w:val="center"/>
-      </w:pPr>
-      <w:r>
-        <w:rPr>
-          <w:b/>
-          <w:bCs/>
-          <w:sz w:val="28"/>
-          <w:szCs w:val="28"/>
-        </w:rPr>
-        <w:t xml:space="preserve">Organisation's Leader — Qualifications, Experience and Performance</w:t>
-      </w:r>
-    </w:p>
-    <w:p>
-      <w:pPr>
-        <w:spacing w:after="240"/>
-        <w:jc w:val="center"/>
-      </w:pPr>
-      <w:r>
-        <w:rPr>
-          <w:i/>
-          <w:iCs/>
-          <w:sz w:val="20"/>
-          <w:szCs w:val="20"/>
-        </w:rPr>
-        <w:t xml:space="preserve">Leader qualifications, experience, compliance and performance review.</w:t>
       </w:r>
     </w:p>
     <w:p>
@@ -2255,154 +2240,6 @@
         <w:t xml:space="preserve">The Nursing Superintendent holds signed acknowledgements with the induction record.</w:t>
       </w:r>
     </w:p>
-    <w:p>
-      <w:pPr>
-        <w:pStyle w:val="Heading1"/>
-        <w:spacing w:after="120" w:before="280"/>
-      </w:pPr>
-      <w:r>
-        <w:t xml:space="preserve">9. References</w:t>
-      </w:r>
-    </w:p>
-    <w:p>
-      <w:pPr>
-        <w:pStyle w:val="ListParagraph"/>
-        <w:numPr>
-          <w:ilvl w:val="0"/>
-          <w:numId w:val="1"/>
-        </w:numPr>
-        <w:spacing w:after="60"/>
-      </w:pPr>
-      <w:r>
-        <w:rPr>
-          <w:sz w:val="22"/>
-          <w:szCs w:val="22"/>
-        </w:rPr>
-        <w:t xml:space="preserve">National Accreditation Board for Hospitals and Healthcare Providers (NABH), Standards for Small Healthcare Organisations, 3rd Edition — Responsibilities of Management chapter, standard ROM.2.</w:t>
-      </w:r>
-    </w:p>
-    <w:p>
-      <w:pPr>
-        <w:pStyle w:val="ListParagraph"/>
-        <w:numPr>
-          <w:ilvl w:val="0"/>
-          <w:numId w:val="1"/>
-        </w:numPr>
-        <w:spacing w:after="60"/>
-      </w:pPr>
-      <w:r>
-        <w:rPr>
-          <w:sz w:val="22"/>
-          <w:szCs w:val="22"/>
-        </w:rPr>
-        <w:t xml:space="preserve">Internal documents of «Hospital Name»: leader's qualifications and experience file; compliance register; governing-body meeting minutes with performance review records.</w:t>
-      </w:r>
-    </w:p>
-    <w:p>
-      <w:pPr>
-        <w:pStyle w:val="Heading1"/>
-        <w:spacing w:after="120" w:before="280"/>
-      </w:pPr>
-      <w:r>
-        <w:t xml:space="preserve">10. Distribution</w:t>
-      </w:r>
-    </w:p>
-    <w:p>
-      <w:pPr>
-        <w:spacing w:after="140"/>
-      </w:pPr>
-      <w:r>
-        <w:rPr>
-          <w:sz w:val="22"/>
-          <w:szCs w:val="22"/>
-        </w:rPr>
-        <w:t xml:space="preserve">Official master copy: office of the Medical Superintendent, «Hospital Name», with the Quality Coordinator.</w:t>
-      </w:r>
-    </w:p>
-    <w:p>
-      <w:pPr>
-        <w:spacing w:after="140"/>
-      </w:pPr>
-      <w:r>
-        <w:rPr>
-          <w:sz w:val="22"/>
-          <w:szCs w:val="22"/>
-        </w:rPr>
-        <w:t xml:space="preserve">Copies issued to: governing body members; Medical Superintendent; quality office.</w:t>
-      </w:r>
-    </w:p>
-    <w:p>
-      <w:pPr>
-        <w:spacing w:after="140"/>
-      </w:pPr>
-      <w:r>
-        <w:rPr>
-          <w:sz w:val="22"/>
-          <w:szCs w:val="22"/>
-        </w:rPr>
-        <w:t xml:space="preserve">The current version is available to all staff at the «front-office policy file» and, if the hospital keeps an intranet, at «staff intranet / policies».</w:t>
-      </w:r>
-    </w:p>
-    <w:p>
-      <w:pPr>
-        <w:spacing w:after="140"/>
-      </w:pPr>
-      <w:r>
-        <w:rPr>
-          <w:sz w:val="22"/>
-          <w:szCs w:val="22"/>
-        </w:rPr>
-        <w:t xml:space="preserve">When a new version is issued, take old copies out of use.</w:t>
-      </w:r>
-    </w:p>
-    <w:p>
-      <w:pPr>
-        <w:pStyle w:val="Heading1"/>
-        <w:spacing w:after="120" w:before="280"/>
-      </w:pPr>
-      <w:r>
-        <w:t xml:space="preserve">11. Abbreviations</w:t>
-      </w:r>
-    </w:p>
-    <w:p>
-      <w:pPr>
-        <w:spacing w:after="140"/>
-      </w:pPr>
-      <w:r>
-        <w:rPr>
-          <w:sz w:val="22"/>
-          <w:szCs w:val="22"/>
-        </w:rPr>
-        <w:t xml:space="preserve">CAPA — corrective and preventive action
-NABH — National Accreditation Board for Hospitals and Healthcare Providers
-OE — objective element
-ROM — Responsibilities of Management (NABH SHCO chapter 7)
-SHCO — Standards for Small Healthcare Organisations</w:t>
-      </w:r>
-    </w:p>
-    <w:p>
-      <w:pPr>
-        <w:pStyle w:val="Heading1"/>
-        <w:spacing w:after="120" w:before="280"/>
-      </w:pPr>
-      <w:r>
-        <w:t xml:space="preserve">12. Traceability to NABH SHCO 3rd Edition ROM.2</w:t>
-      </w:r>
-    </w:p>
-    <w:p>
-      <w:pPr>
-        <w:spacing w:after="120"/>
-      </w:pPr>
-      <w:r>
-        <w:rPr>
-          <w:i/>
-          <w:iCs/>
-          <w:sz w:val="20"/>
-          <w:szCs w:val="20"/>
-        </w:rPr>
-        <w:t xml:space="preserve">This table is an index. It is not how the policy is organised.</w:t>
-      </w:r>
-    </w:p>
     <w:tbl>
       <w:tblPr>
         <w:tblW w:type="pct" w:w="100%"/>
@@ -2882,7 +2719,112 @@
         <w:spacing w:after="120" w:before="280"/>
       </w:pPr>
       <w:r>
-        <w:t xml:space="preserve">13. Required Records / Evidence Checklist</w:t>
+        <w:t>9. Distribution</w:t>
+      </w:r>
+    </w:p>
+    <w:p>
+      <w:pPr>
+        <w:spacing w:after="140"/>
+      </w:pPr>
+      <w:r>
+        <w:rPr>
+          <w:sz w:val="22"/>
+          <w:szCs w:val="22"/>
+        </w:rPr>
+        <w:t xml:space="preserve">Official master copy: office of the Medical Superintendent, «Hospital Name», with the Quality Coordinator.</w:t>
+      </w:r>
+    </w:p>
+    <w:p>
+      <w:pPr>
+        <w:spacing w:after="140"/>
+      </w:pPr>
+      <w:r>
+        <w:rPr>
+          <w:sz w:val="22"/>
+          <w:szCs w:val="22"/>
+        </w:rPr>
+        <w:t xml:space="preserve">Copies issued to: governing body members; Medical Superintendent; quality office.</w:t>
+      </w:r>
+    </w:p>
+    <w:p>
+      <w:pPr>
+        <w:spacing w:after="140"/>
+      </w:pPr>
+      <w:r>
+        <w:rPr>
+          <w:sz w:val="22"/>
+          <w:szCs w:val="22"/>
+        </w:rPr>
+        <w:t xml:space="preserve">The current version is available to all staff at the «front-office policy file» and, if the hospital keeps an intranet, at «staff intranet / policies».</w:t>
+      </w:r>
+    </w:p>
+    <w:p>
+      <w:pPr>
+        <w:spacing w:after="140"/>
+      </w:pPr>
+      <w:r>
+        <w:rPr>
+          <w:sz w:val="22"/>
+          <w:szCs w:val="22"/>
+        </w:rPr>
+        <w:t xml:space="preserve">When a new version is issued, take old copies out of use.</w:t>
+      </w:r>
+    </w:p>
+    <w:p>
+      <w:pPr>
+        <w:pStyle w:val="Heading1"/>
+        <w:spacing w:after="120" w:before="280"/>
+      </w:pPr>
+      <w:r>
+        <w:t>10. Abbreviations</w:t>
+      </w:r>
+    </w:p>
+    <w:p>
+      <w:pPr>
+        <w:spacing w:after="140"/>
+      </w:pPr>
+      <w:r>
+        <w:rPr>
+          <w:sz w:val="22"/>
+          <w:szCs w:val="22"/>
+        </w:rPr>
+        <w:t xml:space="preserve">CAPA — corrective and preventive action
+NABH — National Accreditation Board for Hospitals and Healthcare Providers
+OE — objective element
+ROM — Responsibilities of Management (NABH SHCO chapter 7)
+SHCO — Standards for Small Healthcare Organisations</w:t>
+      </w:r>
+    </w:p>
+    <w:p>
+      <w:pPr>
+        <w:pStyle w:val="Heading1"/>
+        <w:spacing w:after="120" w:before="280"/>
+      </w:pPr>
+      <w:r>
+        <w:t>11. Traceability to NABH SHCO 3rd Edition ROM.2</w:t>
+      </w:r>
+    </w:p>
+    <w:p>
+      <w:pPr>
+        <w:spacing w:after="120"/>
+      </w:pPr>
+      <w:r>
+        <w:rPr>
+          <w:i/>
+          <w:iCs/>
+          <w:sz w:val="20"/>
+          <w:szCs w:val="20"/>
+        </w:rPr>
+        <w:t xml:space="preserve">This table is an index. It is not how the policy is organised.</w:t>
+      </w:r>
+    </w:p>
+    <w:p>
+      <w:pPr>
+        <w:pStyle w:val="Heading1"/>
+        <w:spacing w:after="120" w:before="280"/>
+      </w:pPr>
+      <w:r>
+        <w:t>12. Required Records / Evidence Checklist</w:t>
       </w:r>
     </w:p>
     <w:p>
@@ -3137,6 +3079,49 @@
           <w:szCs w:val="22"/>
         </w:rPr>
         <w:t xml:space="preserve">Improvement actions and follow-up where applicable.</w:t>
+      </w:r>
+    </w:p>
+    <w:p>
+      <w:pPr>
+        <w:pStyle w:val="Heading1"/>
+        <w:spacing w:after="120" w:before="280"/>
+      </w:pPr>
+      <w:r>
+        <w:t>13. References</w:t>
+      </w:r>
+    </w:p>
+    <w:p>
+      <w:pPr>
+        <w:pStyle w:val="ListParagraph"/>
+        <w:numPr>
+          <w:ilvl w:val="0"/>
+          <w:numId w:val="1"/>
+        </w:numPr>
+        <w:spacing w:after="60"/>
+      </w:pPr>
+      <w:r>
+        <w:rPr>
+          <w:sz w:val="22"/>
+          <w:szCs w:val="22"/>
+        </w:rPr>
+        <w:t xml:space="preserve">National Accreditation Board for Hospitals and Healthcare Providers (NABH), Standards for Small Healthcare Organisations, 3rd Edition — Responsibilities of Management chapter, standard ROM.2.</w:t>
+      </w:r>
+    </w:p>
+    <w:p>
+      <w:pPr>
+        <w:pStyle w:val="ListParagraph"/>
+        <w:numPr>
+          <w:ilvl w:val="0"/>
+          <w:numId w:val="1"/>
+        </w:numPr>
+        <w:spacing w:after="60"/>
+      </w:pPr>
+      <w:r>
+        <w:rPr>
+          <w:sz w:val="22"/>
+          <w:szCs w:val="22"/>
+        </w:rPr>
+        <w:t xml:space="preserve">Internal documents of «Hospital Name»: leader's qualifications and experience file; compliance register; governing-body meeting minutes with performance review records.</w:t>
       </w:r>
     </w:p>
     <w:p>
@@ -3261,7 +3246,7 @@
         <w:sz w:val="16"/>
         <w:szCs w:val="16"/>
       </w:rPr>
-      <w:t xml:space="preserve">«Hospital Name»  |  «ROM/POL/02»  |  Controlled document  |  Organisation's Leader — Qualifications, Experience and Performance</w:t>
+      <w:t>«Hospital Name»  |  «ROM/POL/02»  |  Controlled document  |  Policy on Organisation's Leader — Qualifications, Experience and Performance</w:t>
     </w:r>
   </w:p>
 </w:ftr>

--- a/policies/build/masters/ROM.2_v2_master.docx
+++ b/policies/build/masters/ROM.2_v2_master.docx
@@ -2257,6 +2257,7 @@
         <w:gridCol w:w="100"/>
         <w:gridCol w:w="100"/>
         <w:gridCol w:w="100"/>
+        <w:gridCol w:w="100"/>
       </w:tblGrid>
       <w:tr>
         <w:tc>
@@ -2284,6 +2285,26 @@
         </w:tc>
         <w:tc>
           <w:tcPr>
+            <w:tcW w:type="pct" w:w="12%"/>
+            <w:tcBorders>
+              <w:top w:val="single" w:color="999999" w:sz="4"/>
+              <w:left w:val="single" w:color="999999" w:sz="4"/>
+              <w:bottom w:val="single" w:color="999999" w:sz="4"/>
+              <w:right w:val="single" w:color="999999" w:sz="4"/>
+            </w:tcBorders>
+            <w:shd w:fill="E8E8E8" w:val="clear"/>
+          </w:tcPr>
+          <w:p>
+            <w:r>
+              <w:rPr>
+                <w:b/>
+              </w:rPr>
+              <w:t>Level</w:t>
+            </w:r>
+          </w:p>
+        </w:tc>
+        <w:tc>
+          <w:tcPr>
             <w:tcW w:type="pct" w:w="32%"/>
             <w:tcBorders>
               <w:top w:val="single" w:color="999999" w:sz="4"/>
@@ -2377,6 +2398,22 @@
         </w:tc>
         <w:tc>
           <w:tcPr>
+            <w:tcW w:type="pct" w:w="12%"/>
+            <w:tcBorders>
+              <w:top w:val="single" w:color="999999" w:sz="4"/>
+              <w:left w:val="single" w:color="999999" w:sz="4"/>
+              <w:bottom w:val="single" w:color="999999" w:sz="4"/>
+              <w:right w:val="single" w:color="999999" w:sz="4"/>
+            </w:tcBorders>
+          </w:tcPr>
+          <w:p>
+            <w:r>
+              <w:t>Commitment</w:t>
+            </w:r>
+          </w:p>
+        </w:tc>
+        <w:tc>
+          <w:tcPr>
             <w:tcW w:type="pct" w:w="32%"/>
             <w:tcBorders>
               <w:top w:val="single" w:color="999999" w:sz="4"/>
@@ -2467,6 +2504,22 @@
         </w:tc>
         <w:tc>
           <w:tcPr>
+            <w:tcW w:type="pct" w:w="12%"/>
+            <w:tcBorders>
+              <w:top w:val="single" w:color="999999" w:sz="4"/>
+              <w:left w:val="single" w:color="999999" w:sz="4"/>
+              <w:bottom w:val="single" w:color="999999" w:sz="4"/>
+              <w:right w:val="single" w:color="999999" w:sz="4"/>
+            </w:tcBorders>
+          </w:tcPr>
+          <w:p>
+            <w:r>
+              <w:t>Commitment</w:t>
+            </w:r>
+          </w:p>
+        </w:tc>
+        <w:tc>
+          <w:tcPr>
             <w:tcW w:type="pct" w:w="32%"/>
             <w:tcBorders>
               <w:top w:val="single" w:color="999999" w:sz="4"/>
@@ -2557,6 +2610,22 @@
         </w:tc>
         <w:tc>
           <w:tcPr>
+            <w:tcW w:type="pct" w:w="12%"/>
+            <w:tcBorders>
+              <w:top w:val="single" w:color="999999" w:sz="4"/>
+              <w:left w:val="single" w:color="999999" w:sz="4"/>
+              <w:bottom w:val="single" w:color="999999" w:sz="4"/>
+              <w:right w:val="single" w:color="999999" w:sz="4"/>
+            </w:tcBorders>
+          </w:tcPr>
+          <w:p>
+            <w:r>
+              <w:t>CORE</w:t>
+            </w:r>
+          </w:p>
+        </w:tc>
+        <w:tc>
+          <w:tcPr>
             <w:tcW w:type="pct" w:w="32%"/>
             <w:tcBorders>
               <w:top w:val="single" w:color="999999" w:sz="4"/>
@@ -2647,6 +2716,22 @@
         </w:tc>
         <w:tc>
           <w:tcPr>
+            <w:tcW w:type="pct" w:w="12%"/>
+            <w:tcBorders>
+              <w:top w:val="single" w:color="999999" w:sz="4"/>
+              <w:left w:val="single" w:color="999999" w:sz="4"/>
+              <w:bottom w:val="single" w:color="999999" w:sz="4"/>
+              <w:right w:val="single" w:color="999999" w:sz="4"/>
+            </w:tcBorders>
+          </w:tcPr>
+          <w:p>
+            <w:r>
+              <w:t>Achievement</w:t>
+            </w:r>
+          </w:p>
+        </w:tc>
+        <w:tc>
+          <w:tcPr>
             <w:tcW w:type="pct" w:w="32%"/>
             <w:tcBorders>
               <w:top w:val="single" w:color="999999" w:sz="4"/>
@@ -2779,22 +2864,275 @@
         <w:t>10. Abbreviations</w:t>
       </w:r>
     </w:p>
-    <w:p>
-      <w:pPr>
-        <w:spacing w:after="140"/>
-      </w:pPr>
-      <w:r>
-        <w:rPr>
-          <w:sz w:val="22"/>
-          <w:szCs w:val="22"/>
-        </w:rPr>
-        <w:t xml:space="preserve">CAPA — corrective and preventive action
-NABH — National Accreditation Board for Hospitals and Healthcare Providers
-OE — objective element
-ROM — Responsibilities of Management (NABH SHCO chapter 7)
-SHCO — Standards for Small Healthcare Organisations</w:t>
-      </w:r>
-    </w:p>
+    <w:tbl>
+      <w:tblPr>
+        <w:tblW w:type="pct" w:w="100%"/>
+        <w:tblBorders>
+          <w:top w:val="single" w:color="auto" w:sz="4"/>
+          <w:left w:val="single" w:color="auto" w:sz="4"/>
+          <w:bottom w:val="single" w:color="auto" w:sz="4"/>
+          <w:right w:val="single" w:color="auto" w:sz="4"/>
+          <w:insideH w:val="single" w:color="auto" w:sz="4"/>
+          <w:insideV w:val="single" w:color="auto" w:sz="4"/>
+        </w:tblBorders>
+      </w:tblPr>
+      <w:tblGrid>
+        <w:gridCol w:w="100"/>
+        <w:gridCol w:w="100"/>
+      </w:tblGrid>
+      <w:tr>
+        <w:tc>
+          <w:tcPr>
+            <w:tcW w:type="pct" w:w="22%"/>
+            <w:tcBorders>
+              <w:top w:val="single" w:color="999999" w:sz="4"/>
+              <w:left w:val="single" w:color="999999" w:sz="4"/>
+              <w:bottom w:val="single" w:color="999999" w:sz="4"/>
+              <w:right w:val="single" w:color="999999" w:sz="4"/>
+            </w:tcBorders>
+            <w:shd w:fill="E8E8E8" w:val="clear"/>
+          </w:tcPr>
+          <w:p>
+            <w:r>
+              <w:rPr>
+                <w:b/>
+              </w:rPr>
+              <w:t>Abbreviation</w:t>
+            </w:r>
+          </w:p>
+        </w:tc>
+        <w:tc>
+          <w:tcPr>
+            <w:tcW w:type="pct" w:w="22%"/>
+            <w:tcBorders>
+              <w:top w:val="single" w:color="999999" w:sz="4"/>
+              <w:left w:val="single" w:color="999999" w:sz="4"/>
+              <w:bottom w:val="single" w:color="999999" w:sz="4"/>
+              <w:right w:val="single" w:color="999999" w:sz="4"/>
+            </w:tcBorders>
+            <w:shd w:fill="E8E8E8" w:val="clear"/>
+          </w:tcPr>
+          <w:p>
+            <w:r>
+              <w:rPr>
+                <w:b/>
+              </w:rPr>
+              <w:t>Meaning</w:t>
+            </w:r>
+          </w:p>
+        </w:tc>
+      </w:tr>
+      <w:tr>
+        <w:tc>
+          <w:tcPr>
+            <w:tcW w:type="pct" w:w="22%"/>
+            <w:tcBorders>
+              <w:top w:val="single" w:color="999999" w:sz="4"/>
+              <w:left w:val="single" w:color="999999" w:sz="4"/>
+              <w:bottom w:val="single" w:color="999999" w:sz="4"/>
+              <w:right w:val="single" w:color="999999" w:sz="4"/>
+            </w:tcBorders>
+            <w:shd w:fill="E8E8E8" w:val="clear"/>
+          </w:tcPr>
+          <w:p>
+            <w:r>
+              <w:rPr>
+                <w:b w:val="0"/>
+              </w:rPr>
+              <w:t>CAPA</w:t>
+            </w:r>
+          </w:p>
+        </w:tc>
+        <w:tc>
+          <w:tcPr>
+            <w:tcW w:type="pct" w:w="22%"/>
+            <w:tcBorders>
+              <w:top w:val="single" w:color="999999" w:sz="4"/>
+              <w:left w:val="single" w:color="999999" w:sz="4"/>
+              <w:bottom w:val="single" w:color="999999" w:sz="4"/>
+              <w:right w:val="single" w:color="999999" w:sz="4"/>
+            </w:tcBorders>
+            <w:shd w:fill="E8E8E8" w:val="clear"/>
+          </w:tcPr>
+          <w:p>
+            <w:r>
+              <w:rPr>
+                <w:b w:val="0"/>
+              </w:rPr>
+              <w:t>corrective and preventive action</w:t>
+            </w:r>
+          </w:p>
+        </w:tc>
+      </w:tr>
+      <w:tr>
+        <w:tc>
+          <w:tcPr>
+            <w:tcW w:type="pct" w:w="22%"/>
+            <w:tcBorders>
+              <w:top w:val="single" w:color="999999" w:sz="4"/>
+              <w:left w:val="single" w:color="999999" w:sz="4"/>
+              <w:bottom w:val="single" w:color="999999" w:sz="4"/>
+              <w:right w:val="single" w:color="999999" w:sz="4"/>
+            </w:tcBorders>
+            <w:shd w:fill="E8E8E8" w:val="clear"/>
+          </w:tcPr>
+          <w:p>
+            <w:r>
+              <w:rPr>
+                <w:b w:val="0"/>
+              </w:rPr>
+              <w:t>NABH</w:t>
+            </w:r>
+          </w:p>
+        </w:tc>
+        <w:tc>
+          <w:tcPr>
+            <w:tcW w:type="pct" w:w="22%"/>
+            <w:tcBorders>
+              <w:top w:val="single" w:color="999999" w:sz="4"/>
+              <w:left w:val="single" w:color="999999" w:sz="4"/>
+              <w:bottom w:val="single" w:color="999999" w:sz="4"/>
+              <w:right w:val="single" w:color="999999" w:sz="4"/>
+            </w:tcBorders>
+            <w:shd w:fill="E8E8E8" w:val="clear"/>
+          </w:tcPr>
+          <w:p>
+            <w:r>
+              <w:rPr>
+                <w:b w:val="0"/>
+              </w:rPr>
+              <w:t>National Accreditation Board for Hospitals and Healthcare Providers</w:t>
+            </w:r>
+          </w:p>
+        </w:tc>
+      </w:tr>
+      <w:tr>
+        <w:tc>
+          <w:tcPr>
+            <w:tcW w:type="pct" w:w="22%"/>
+            <w:tcBorders>
+              <w:top w:val="single" w:color="999999" w:sz="4"/>
+              <w:left w:val="single" w:color="999999" w:sz="4"/>
+              <w:bottom w:val="single" w:color="999999" w:sz="4"/>
+              <w:right w:val="single" w:color="999999" w:sz="4"/>
+            </w:tcBorders>
+            <w:shd w:fill="E8E8E8" w:val="clear"/>
+          </w:tcPr>
+          <w:p>
+            <w:r>
+              <w:rPr>
+                <w:b w:val="0"/>
+              </w:rPr>
+              <w:t>OE</w:t>
+            </w:r>
+          </w:p>
+        </w:tc>
+        <w:tc>
+          <w:tcPr>
+            <w:tcW w:type="pct" w:w="22%"/>
+            <w:tcBorders>
+              <w:top w:val="single" w:color="999999" w:sz="4"/>
+              <w:left w:val="single" w:color="999999" w:sz="4"/>
+              <w:bottom w:val="single" w:color="999999" w:sz="4"/>
+              <w:right w:val="single" w:color="999999" w:sz="4"/>
+            </w:tcBorders>
+            <w:shd w:fill="E8E8E8" w:val="clear"/>
+          </w:tcPr>
+          <w:p>
+            <w:r>
+              <w:rPr>
+                <w:b w:val="0"/>
+              </w:rPr>
+              <w:t>objective element</w:t>
+            </w:r>
+          </w:p>
+        </w:tc>
+      </w:tr>
+      <w:tr>
+        <w:tc>
+          <w:tcPr>
+            <w:tcW w:type="pct" w:w="22%"/>
+            <w:tcBorders>
+              <w:top w:val="single" w:color="999999" w:sz="4"/>
+              <w:left w:val="single" w:color="999999" w:sz="4"/>
+              <w:bottom w:val="single" w:color="999999" w:sz="4"/>
+              <w:right w:val="single" w:color="999999" w:sz="4"/>
+            </w:tcBorders>
+            <w:shd w:fill="E8E8E8" w:val="clear"/>
+          </w:tcPr>
+          <w:p>
+            <w:r>
+              <w:rPr>
+                <w:b w:val="0"/>
+              </w:rPr>
+              <w:t>ROM</w:t>
+            </w:r>
+          </w:p>
+        </w:tc>
+        <w:tc>
+          <w:tcPr>
+            <w:tcW w:type="pct" w:w="22%"/>
+            <w:tcBorders>
+              <w:top w:val="single" w:color="999999" w:sz="4"/>
+              <w:left w:val="single" w:color="999999" w:sz="4"/>
+              <w:bottom w:val="single" w:color="999999" w:sz="4"/>
+              <w:right w:val="single" w:color="999999" w:sz="4"/>
+            </w:tcBorders>
+            <w:shd w:fill="E8E8E8" w:val="clear"/>
+          </w:tcPr>
+          <w:p>
+            <w:r>
+              <w:rPr>
+                <w:b w:val="0"/>
+              </w:rPr>
+              <w:t>Responsibilities of Management (NABH SHCO chapter 7)</w:t>
+            </w:r>
+          </w:p>
+        </w:tc>
+      </w:tr>
+      <w:tr>
+        <w:tc>
+          <w:tcPr>
+            <w:tcW w:type="pct" w:w="22%"/>
+            <w:tcBorders>
+              <w:top w:val="single" w:color="999999" w:sz="4"/>
+              <w:left w:val="single" w:color="999999" w:sz="4"/>
+              <w:bottom w:val="single" w:color="999999" w:sz="4"/>
+              <w:right w:val="single" w:color="999999" w:sz="4"/>
+            </w:tcBorders>
+            <w:shd w:fill="E8E8E8" w:val="clear"/>
+          </w:tcPr>
+          <w:p>
+            <w:r>
+              <w:rPr>
+                <w:b w:val="0"/>
+              </w:rPr>
+              <w:t>SHCO</w:t>
+            </w:r>
+          </w:p>
+        </w:tc>
+        <w:tc>
+          <w:tcPr>
+            <w:tcW w:type="pct" w:w="22%"/>
+            <w:tcBorders>
+              <w:top w:val="single" w:color="999999" w:sz="4"/>
+              <w:left w:val="single" w:color="999999" w:sz="4"/>
+              <w:bottom w:val="single" w:color="999999" w:sz="4"/>
+              <w:right w:val="single" w:color="999999" w:sz="4"/>
+            </w:tcBorders>
+            <w:shd w:fill="E8E8E8" w:val="clear"/>
+          </w:tcPr>
+          <w:p>
+            <w:r>
+              <w:rPr>
+                <w:b w:val="0"/>
+              </w:rPr>
+              <w:t>Standards for Small Healthcare Organisations</w:t>
+            </w:r>
+          </w:p>
+        </w:tc>
+      </w:tr>
+    </w:tbl>
     <w:p>
       <w:pPr>
         <w:pStyle w:val="Heading1"/>

--- a/policies/build/masters/ROM.2_v2_master.docx
+++ b/policies/build/masters/ROM.2_v2_master.docx
@@ -689,19 +689,7 @@
           <w:sz w:val="22"/>
           <w:szCs w:val="22"/>
         </w:rPr>
-        <w:t xml:space="preserve">The chapter intent is that the responsibilities of management are defined. The responsibilities of the leaders at all levels are defined. Management executes its responsibility for compliance with all applicable regulations.</w:t>
-      </w:r>
-    </w:p>
-    <w:p>
-      <w:pPr>
-        <w:spacing w:after="140"/>
-      </w:pPr>
-      <w:r>
-        <w:rPr>
-          <w:sz w:val="22"/>
-          <w:szCs w:val="22"/>
-        </w:rPr>
-        <w:t xml:space="preserve">Words marked «like this» are defaults a small hospital can keep. A blank marked «________» has no sensible default. Fill it in before this document is signed.</w:t>
+        <w:t>The responsibilities of leaders at all levels are defined, and management executes its responsibility for compliance with all applicable regulations.</w:t>
       </w:r>
     </w:p>
     <w:p>
@@ -735,69 +723,6 @@
           <w:szCs w:val="22"/>
         </w:rPr>
         <w:t xml:space="preserve">It covers the four elements ROM.2.a–d name. It does not cover governance roles and responsibilities (ROM.1), strategic and operational plans (ROM.3), or risk management and outsourced services (ROM.4).</w:t>
-      </w:r>
-    </w:p>
-    <w:p>
-      <w:pPr>
-        <w:spacing w:after="140"/>
-      </w:pPr>
-      <w:r>
-        <w:rPr>
-          <w:sz w:val="22"/>
-          <w:szCs w:val="22"/>
-        </w:rPr>
-        <w:t xml:space="preserve">Boundaries with other policies of «Hospital Name»:</w:t>
-      </w:r>
-    </w:p>
-    <w:p>
-      <w:pPr>
-        <w:pStyle w:val="ListParagraph"/>
-        <w:numPr>
-          <w:ilvl w:val="0"/>
-          <w:numId w:val="1"/>
-        </w:numPr>
-        <w:spacing w:after="60"/>
-      </w:pPr>
-      <w:r>
-        <w:rPr>
-          <w:sz w:val="22"/>
-          <w:szCs w:val="22"/>
-        </w:rPr>
-        <w:t xml:space="preserve">ROM.1 owns identification of governance roles and appointment of senior leaders. This policy owns the qualifications and experience of the person heading the organisation (the appointee).</w:t>
-      </w:r>
-    </w:p>
-    <w:p>
-      <w:pPr>
-        <w:pStyle w:val="ListParagraph"/>
-        <w:numPr>
-          <w:ilvl w:val="0"/>
-          <w:numId w:val="1"/>
-        </w:numPr>
-        <w:spacing w:after="60"/>
-      </w:pPr>
-      <w:r>
-        <w:rPr>
-          <w:sz w:val="22"/>
-          <w:szCs w:val="22"/>
-        </w:rPr>
-        <w:t xml:space="preserve">ROM.3 owns strategic and operational plans and service standards. This policy owns the leader's compliance with legislation relevant to those plans.</w:t>
-      </w:r>
-    </w:p>
-    <w:p>
-      <w:pPr>
-        <w:pStyle w:val="ListParagraph"/>
-        <w:numPr>
-          <w:ilvl w:val="0"/>
-          <w:numId w:val="1"/>
-        </w:numPr>
-        <w:spacing w:after="60"/>
-      </w:pPr>
-      <w:r>
-        <w:rPr>
-          <w:sz w:val="22"/>
-          <w:szCs w:val="22"/>
-        </w:rPr>
-        <w:t xml:space="preserve">HRM owns general staff qualifications and credentialling. This policy is specific to the person heading the organisation.</w:t>
       </w:r>
     </w:p>
     <w:p>

--- a/policies/build/masters/ROM.2_v2_master.docx
+++ b/policies/build/masters/ROM.2_v2_master.docx
@@ -2165,6 +2165,364 @@
         <w:t xml:space="preserve">The Nursing Superintendent holds signed acknowledgements with the induction record.</w:t>
       </w:r>
     </w:p>
+    <w:p>
+      <w:pPr>
+        <w:pStyle w:val="Heading1"/>
+        <w:spacing w:after="120" w:before="280"/>
+      </w:pPr>
+      <w:r>
+        <w:t>9. Distribution</w:t>
+      </w:r>
+    </w:p>
+    <w:p>
+      <w:pPr>
+        <w:spacing w:after="140"/>
+      </w:pPr>
+      <w:r>
+        <w:rPr>
+          <w:sz w:val="22"/>
+          <w:szCs w:val="22"/>
+        </w:rPr>
+        <w:t xml:space="preserve">Official master copy: office of the Medical Superintendent, «Hospital Name», with the Quality Coordinator.</w:t>
+      </w:r>
+    </w:p>
+    <w:p>
+      <w:pPr>
+        <w:spacing w:after="140"/>
+      </w:pPr>
+      <w:r>
+        <w:rPr>
+          <w:sz w:val="22"/>
+          <w:szCs w:val="22"/>
+        </w:rPr>
+        <w:t xml:space="preserve">Copies issued to: governing body members; Medical Superintendent; quality office.</w:t>
+      </w:r>
+    </w:p>
+    <w:p>
+      <w:pPr>
+        <w:spacing w:after="140"/>
+      </w:pPr>
+      <w:r>
+        <w:rPr>
+          <w:sz w:val="22"/>
+          <w:szCs w:val="22"/>
+        </w:rPr>
+        <w:t xml:space="preserve">The current version is available to all staff at the «front-office policy file» and, if the hospital keeps an intranet, at «staff intranet / policies».</w:t>
+      </w:r>
+    </w:p>
+    <w:p>
+      <w:pPr>
+        <w:spacing w:after="140"/>
+      </w:pPr>
+      <w:r>
+        <w:rPr>
+          <w:sz w:val="22"/>
+          <w:szCs w:val="22"/>
+        </w:rPr>
+        <w:t xml:space="preserve">When a new version is issued, take old copies out of use.</w:t>
+      </w:r>
+    </w:p>
+    <w:p>
+      <w:pPr>
+        <w:pStyle w:val="Heading1"/>
+        <w:spacing w:after="120" w:before="280"/>
+      </w:pPr>
+      <w:r>
+        <w:t>10. Abbreviations</w:t>
+      </w:r>
+    </w:p>
+    <w:tbl>
+      <w:tblPr>
+        <w:tblW w:type="pct" w:w="100%"/>
+        <w:tblBorders>
+          <w:top w:val="single" w:color="auto" w:sz="4"/>
+          <w:left w:val="single" w:color="auto" w:sz="4"/>
+          <w:bottom w:val="single" w:color="auto" w:sz="4"/>
+          <w:right w:val="single" w:color="auto" w:sz="4"/>
+          <w:insideH w:val="single" w:color="auto" w:sz="4"/>
+          <w:insideV w:val="single" w:color="auto" w:sz="4"/>
+        </w:tblBorders>
+      </w:tblPr>
+      <w:tblGrid>
+        <w:gridCol w:w="100"/>
+        <w:gridCol w:w="100"/>
+      </w:tblGrid>
+      <w:tr>
+        <w:tc>
+          <w:tcPr>
+            <w:tcW w:type="pct" w:w="22%"/>
+            <w:tcBorders>
+              <w:top w:val="single" w:color="999999" w:sz="4"/>
+              <w:left w:val="single" w:color="999999" w:sz="4"/>
+              <w:bottom w:val="single" w:color="999999" w:sz="4"/>
+              <w:right w:val="single" w:color="999999" w:sz="4"/>
+            </w:tcBorders>
+            <w:shd w:fill="E8E8E8" w:val="clear"/>
+          </w:tcPr>
+          <w:p>
+            <w:r>
+              <w:rPr>
+                <w:b/>
+              </w:rPr>
+              <w:t>Abbreviation</w:t>
+            </w:r>
+          </w:p>
+        </w:tc>
+        <w:tc>
+          <w:tcPr>
+            <w:tcW w:type="pct" w:w="22%"/>
+            <w:tcBorders>
+              <w:top w:val="single" w:color="999999" w:sz="4"/>
+              <w:left w:val="single" w:color="999999" w:sz="4"/>
+              <w:bottom w:val="single" w:color="999999" w:sz="4"/>
+              <w:right w:val="single" w:color="999999" w:sz="4"/>
+            </w:tcBorders>
+            <w:shd w:fill="E8E8E8" w:val="clear"/>
+          </w:tcPr>
+          <w:p>
+            <w:r>
+              <w:rPr>
+                <w:b/>
+              </w:rPr>
+              <w:t>Meaning</w:t>
+            </w:r>
+          </w:p>
+        </w:tc>
+      </w:tr>
+      <w:tr>
+        <w:tc>
+          <w:tcPr>
+            <w:tcW w:type="pct" w:w="22%"/>
+            <w:tcBorders>
+              <w:top w:val="single" w:color="999999" w:sz="4"/>
+              <w:left w:val="single" w:color="999999" w:sz="4"/>
+              <w:bottom w:val="single" w:color="999999" w:sz="4"/>
+              <w:right w:val="single" w:color="999999" w:sz="4"/>
+            </w:tcBorders>
+            <w:shd w:fill="E8E8E8" w:val="clear"/>
+          </w:tcPr>
+          <w:p>
+            <w:r>
+              <w:rPr>
+                <w:b w:val="0"/>
+              </w:rPr>
+              <w:t>CAPA</w:t>
+            </w:r>
+          </w:p>
+        </w:tc>
+        <w:tc>
+          <w:tcPr>
+            <w:tcW w:type="pct" w:w="22%"/>
+            <w:tcBorders>
+              <w:top w:val="single" w:color="999999" w:sz="4"/>
+              <w:left w:val="single" w:color="999999" w:sz="4"/>
+              <w:bottom w:val="single" w:color="999999" w:sz="4"/>
+              <w:right w:val="single" w:color="999999" w:sz="4"/>
+            </w:tcBorders>
+            <w:shd w:fill="E8E8E8" w:val="clear"/>
+          </w:tcPr>
+          <w:p>
+            <w:r>
+              <w:rPr>
+                <w:b w:val="0"/>
+              </w:rPr>
+              <w:t>corrective and preventive action</w:t>
+            </w:r>
+          </w:p>
+        </w:tc>
+      </w:tr>
+      <w:tr>
+        <w:tc>
+          <w:tcPr>
+            <w:tcW w:type="pct" w:w="22%"/>
+            <w:tcBorders>
+              <w:top w:val="single" w:color="999999" w:sz="4"/>
+              <w:left w:val="single" w:color="999999" w:sz="4"/>
+              <w:bottom w:val="single" w:color="999999" w:sz="4"/>
+              <w:right w:val="single" w:color="999999" w:sz="4"/>
+            </w:tcBorders>
+            <w:shd w:fill="E8E8E8" w:val="clear"/>
+          </w:tcPr>
+          <w:p>
+            <w:r>
+              <w:rPr>
+                <w:b w:val="0"/>
+              </w:rPr>
+              <w:t>NABH</w:t>
+            </w:r>
+          </w:p>
+        </w:tc>
+        <w:tc>
+          <w:tcPr>
+            <w:tcW w:type="pct" w:w="22%"/>
+            <w:tcBorders>
+              <w:top w:val="single" w:color="999999" w:sz="4"/>
+              <w:left w:val="single" w:color="999999" w:sz="4"/>
+              <w:bottom w:val="single" w:color="999999" w:sz="4"/>
+              <w:right w:val="single" w:color="999999" w:sz="4"/>
+            </w:tcBorders>
+            <w:shd w:fill="E8E8E8" w:val="clear"/>
+          </w:tcPr>
+          <w:p>
+            <w:r>
+              <w:rPr>
+                <w:b w:val="0"/>
+              </w:rPr>
+              <w:t>National Accreditation Board for Hospitals and Healthcare Providers</w:t>
+            </w:r>
+          </w:p>
+        </w:tc>
+      </w:tr>
+      <w:tr>
+        <w:tc>
+          <w:tcPr>
+            <w:tcW w:type="pct" w:w="22%"/>
+            <w:tcBorders>
+              <w:top w:val="single" w:color="999999" w:sz="4"/>
+              <w:left w:val="single" w:color="999999" w:sz="4"/>
+              <w:bottom w:val="single" w:color="999999" w:sz="4"/>
+              <w:right w:val="single" w:color="999999" w:sz="4"/>
+            </w:tcBorders>
+            <w:shd w:fill="E8E8E8" w:val="clear"/>
+          </w:tcPr>
+          <w:p>
+            <w:r>
+              <w:rPr>
+                <w:b w:val="0"/>
+              </w:rPr>
+              <w:t>OE</w:t>
+            </w:r>
+          </w:p>
+        </w:tc>
+        <w:tc>
+          <w:tcPr>
+            <w:tcW w:type="pct" w:w="22%"/>
+            <w:tcBorders>
+              <w:top w:val="single" w:color="999999" w:sz="4"/>
+              <w:left w:val="single" w:color="999999" w:sz="4"/>
+              <w:bottom w:val="single" w:color="999999" w:sz="4"/>
+              <w:right w:val="single" w:color="999999" w:sz="4"/>
+            </w:tcBorders>
+            <w:shd w:fill="E8E8E8" w:val="clear"/>
+          </w:tcPr>
+          <w:p>
+            <w:r>
+              <w:rPr>
+                <w:b w:val="0"/>
+              </w:rPr>
+              <w:t>objective element</w:t>
+            </w:r>
+          </w:p>
+        </w:tc>
+      </w:tr>
+      <w:tr>
+        <w:tc>
+          <w:tcPr>
+            <w:tcW w:type="pct" w:w="22%"/>
+            <w:tcBorders>
+              <w:top w:val="single" w:color="999999" w:sz="4"/>
+              <w:left w:val="single" w:color="999999" w:sz="4"/>
+              <w:bottom w:val="single" w:color="999999" w:sz="4"/>
+              <w:right w:val="single" w:color="999999" w:sz="4"/>
+            </w:tcBorders>
+            <w:shd w:fill="E8E8E8" w:val="clear"/>
+          </w:tcPr>
+          <w:p>
+            <w:r>
+              <w:rPr>
+                <w:b w:val="0"/>
+              </w:rPr>
+              <w:t>ROM</w:t>
+            </w:r>
+          </w:p>
+        </w:tc>
+        <w:tc>
+          <w:tcPr>
+            <w:tcW w:type="pct" w:w="22%"/>
+            <w:tcBorders>
+              <w:top w:val="single" w:color="999999" w:sz="4"/>
+              <w:left w:val="single" w:color="999999" w:sz="4"/>
+              <w:bottom w:val="single" w:color="999999" w:sz="4"/>
+              <w:right w:val="single" w:color="999999" w:sz="4"/>
+            </w:tcBorders>
+            <w:shd w:fill="E8E8E8" w:val="clear"/>
+          </w:tcPr>
+          <w:p>
+            <w:r>
+              <w:rPr>
+                <w:b w:val="0"/>
+              </w:rPr>
+              <w:t>Responsibilities of Management (NABH SHCO chapter 7)</w:t>
+            </w:r>
+          </w:p>
+        </w:tc>
+      </w:tr>
+      <w:tr>
+        <w:tc>
+          <w:tcPr>
+            <w:tcW w:type="pct" w:w="22%"/>
+            <w:tcBorders>
+              <w:top w:val="single" w:color="999999" w:sz="4"/>
+              <w:left w:val="single" w:color="999999" w:sz="4"/>
+              <w:bottom w:val="single" w:color="999999" w:sz="4"/>
+              <w:right w:val="single" w:color="999999" w:sz="4"/>
+            </w:tcBorders>
+            <w:shd w:fill="E8E8E8" w:val="clear"/>
+          </w:tcPr>
+          <w:p>
+            <w:r>
+              <w:rPr>
+                <w:b w:val="0"/>
+              </w:rPr>
+              <w:t>SHCO</w:t>
+            </w:r>
+          </w:p>
+        </w:tc>
+        <w:tc>
+          <w:tcPr>
+            <w:tcW w:type="pct" w:w="22%"/>
+            <w:tcBorders>
+              <w:top w:val="single" w:color="999999" w:sz="4"/>
+              <w:left w:val="single" w:color="999999" w:sz="4"/>
+              <w:bottom w:val="single" w:color="999999" w:sz="4"/>
+              <w:right w:val="single" w:color="999999" w:sz="4"/>
+            </w:tcBorders>
+            <w:shd w:fill="E8E8E8" w:val="clear"/>
+          </w:tcPr>
+          <w:p>
+            <w:r>
+              <w:rPr>
+                <w:b w:val="0"/>
+              </w:rPr>
+              <w:t>Standards for Small Healthcare Organisations</w:t>
+            </w:r>
+          </w:p>
+        </w:tc>
+      </w:tr>
+    </w:tbl>
+    <w:p>
+      <w:pPr>
+        <w:pStyle w:val="Heading1"/>
+        <w:spacing w:after="120" w:before="280"/>
+      </w:pPr>
+      <w:r>
+        <w:t>11. Traceability to NABH SHCO 3rd Edition ROM.2</w:t>
+      </w:r>
+    </w:p>
+    <w:p>
+      <w:pPr>
+        <w:spacing w:after="120"/>
+      </w:pPr>
+      <w:r>
+        <w:rPr>
+          <w:i/>
+          <w:iCs/>
+          <w:sz w:val="20"/>
+          <w:szCs w:val="20"/>
+        </w:rPr>
+        <w:t xml:space="preserve">This table is an index. It is not how the policy is organised.</w:t>
+      </w:r>
+    </w:p>
     <w:tbl>
       <w:tblPr>
         <w:tblW w:type="pct" w:w="100%"/>
@@ -2723,364 +3081,6 @@
         </w:tc>
       </w:tr>
     </w:tbl>
-    <w:p>
-      <w:pPr>
-        <w:pStyle w:val="Heading1"/>
-        <w:spacing w:after="120" w:before="280"/>
-      </w:pPr>
-      <w:r>
-        <w:t>9. Distribution</w:t>
-      </w:r>
-    </w:p>
-    <w:p>
-      <w:pPr>
-        <w:spacing w:after="140"/>
-      </w:pPr>
-      <w:r>
-        <w:rPr>
-          <w:sz w:val="22"/>
-          <w:szCs w:val="22"/>
-        </w:rPr>
-        <w:t xml:space="preserve">Official master copy: office of the Medical Superintendent, «Hospital Name», with the Quality Coordinator.</w:t>
-      </w:r>
-    </w:p>
-    <w:p>
-      <w:pPr>
-        <w:spacing w:after="140"/>
-      </w:pPr>
-      <w:r>
-        <w:rPr>
-          <w:sz w:val="22"/>
-          <w:szCs w:val="22"/>
-        </w:rPr>
-        <w:t xml:space="preserve">Copies issued to: governing body members; Medical Superintendent; quality office.</w:t>
-      </w:r>
-    </w:p>
-    <w:p>
-      <w:pPr>
-        <w:spacing w:after="140"/>
-      </w:pPr>
-      <w:r>
-        <w:rPr>
-          <w:sz w:val="22"/>
-          <w:szCs w:val="22"/>
-        </w:rPr>
-        <w:t xml:space="preserve">The current version is available to all staff at the «front-office policy file» and, if the hospital keeps an intranet, at «staff intranet / policies».</w:t>
-      </w:r>
-    </w:p>
-    <w:p>
-      <w:pPr>
-        <w:spacing w:after="140"/>
-      </w:pPr>
-      <w:r>
-        <w:rPr>
-          <w:sz w:val="22"/>
-          <w:szCs w:val="22"/>
-        </w:rPr>
-        <w:t xml:space="preserve">When a new version is issued, take old copies out of use.</w:t>
-      </w:r>
-    </w:p>
-    <w:p>
-      <w:pPr>
-        <w:pStyle w:val="Heading1"/>
-        <w:spacing w:after="120" w:before="280"/>
-      </w:pPr>
-      <w:r>
-        <w:t>10. Abbreviations</w:t>
-      </w:r>
-    </w:p>
-    <w:tbl>
-      <w:tblPr>
-        <w:tblW w:type="pct" w:w="100%"/>
-        <w:tblBorders>
-          <w:top w:val="single" w:color="auto" w:sz="4"/>
-          <w:left w:val="single" w:color="auto" w:sz="4"/>
-          <w:bottom w:val="single" w:color="auto" w:sz="4"/>
-          <w:right w:val="single" w:color="auto" w:sz="4"/>
-          <w:insideH w:val="single" w:color="auto" w:sz="4"/>
-          <w:insideV w:val="single" w:color="auto" w:sz="4"/>
-        </w:tblBorders>
-      </w:tblPr>
-      <w:tblGrid>
-        <w:gridCol w:w="100"/>
-        <w:gridCol w:w="100"/>
-      </w:tblGrid>
-      <w:tr>
-        <w:tc>
-          <w:tcPr>
-            <w:tcW w:type="pct" w:w="22%"/>
-            <w:tcBorders>
-              <w:top w:val="single" w:color="999999" w:sz="4"/>
-              <w:left w:val="single" w:color="999999" w:sz="4"/>
-              <w:bottom w:val="single" w:color="999999" w:sz="4"/>
-              <w:right w:val="single" w:color="999999" w:sz="4"/>
-            </w:tcBorders>
-            <w:shd w:fill="E8E8E8" w:val="clear"/>
-          </w:tcPr>
-          <w:p>
-            <w:r>
-              <w:rPr>
-                <w:b/>
-              </w:rPr>
-              <w:t>Abbreviation</w:t>
-            </w:r>
-          </w:p>
-        </w:tc>
-        <w:tc>
-          <w:tcPr>
-            <w:tcW w:type="pct" w:w="22%"/>
-            <w:tcBorders>
-              <w:top w:val="single" w:color="999999" w:sz="4"/>
-              <w:left w:val="single" w:color="999999" w:sz="4"/>
-              <w:bottom w:val="single" w:color="999999" w:sz="4"/>
-              <w:right w:val="single" w:color="999999" w:sz="4"/>
-            </w:tcBorders>
-            <w:shd w:fill="E8E8E8" w:val="clear"/>
-          </w:tcPr>
-          <w:p>
-            <w:r>
-              <w:rPr>
-                <w:b/>
-              </w:rPr>
-              <w:t>Meaning</w:t>
-            </w:r>
-          </w:p>
-        </w:tc>
-      </w:tr>
-      <w:tr>
-        <w:tc>
-          <w:tcPr>
-            <w:tcW w:type="pct" w:w="22%"/>
-            <w:tcBorders>
-              <w:top w:val="single" w:color="999999" w:sz="4"/>
-              <w:left w:val="single" w:color="999999" w:sz="4"/>
-              <w:bottom w:val="single" w:color="999999" w:sz="4"/>
-              <w:right w:val="single" w:color="999999" w:sz="4"/>
-            </w:tcBorders>
-            <w:shd w:fill="E8E8E8" w:val="clear"/>
-          </w:tcPr>
-          <w:p>
-            <w:r>
-              <w:rPr>
-                <w:b w:val="0"/>
-              </w:rPr>
-              <w:t>CAPA</w:t>
-            </w:r>
-          </w:p>
-        </w:tc>
-        <w:tc>
-          <w:tcPr>
-            <w:tcW w:type="pct" w:w="22%"/>
-            <w:tcBorders>
-              <w:top w:val="single" w:color="999999" w:sz="4"/>
-              <w:left w:val="single" w:color="999999" w:sz="4"/>
-              <w:bottom w:val="single" w:color="999999" w:sz="4"/>
-              <w:right w:val="single" w:color="999999" w:sz="4"/>
-            </w:tcBorders>
-            <w:shd w:fill="E8E8E8" w:val="clear"/>
-          </w:tcPr>
-          <w:p>
-            <w:r>
-              <w:rPr>
-                <w:b w:val="0"/>
-              </w:rPr>
-              <w:t>corrective and preventive action</w:t>
-            </w:r>
-          </w:p>
-        </w:tc>
-      </w:tr>
-      <w:tr>
-        <w:tc>
-          <w:tcPr>
-            <w:tcW w:type="pct" w:w="22%"/>
-            <w:tcBorders>
-              <w:top w:val="single" w:color="999999" w:sz="4"/>
-              <w:left w:val="single" w:color="999999" w:sz="4"/>
-              <w:bottom w:val="single" w:color="999999" w:sz="4"/>
-              <w:right w:val="single" w:color="999999" w:sz="4"/>
-            </w:tcBorders>
-            <w:shd w:fill="E8E8E8" w:val="clear"/>
-          </w:tcPr>
-          <w:p>
-            <w:r>
-              <w:rPr>
-                <w:b w:val="0"/>
-              </w:rPr>
-              <w:t>NABH</w:t>
-            </w:r>
-          </w:p>
-        </w:tc>
-        <w:tc>
-          <w:tcPr>
-            <w:tcW w:type="pct" w:w="22%"/>
-            <w:tcBorders>
-              <w:top w:val="single" w:color="999999" w:sz="4"/>
-              <w:left w:val="single" w:color="999999" w:sz="4"/>
-              <w:bottom w:val="single" w:color="999999" w:sz="4"/>
-              <w:right w:val="single" w:color="999999" w:sz="4"/>
-            </w:tcBorders>
-            <w:shd w:fill="E8E8E8" w:val="clear"/>
-          </w:tcPr>
-          <w:p>
-            <w:r>
-              <w:rPr>
-                <w:b w:val="0"/>
-              </w:rPr>
-              <w:t>National Accreditation Board for Hospitals and Healthcare Providers</w:t>
-            </w:r>
-          </w:p>
-        </w:tc>
-      </w:tr>
-      <w:tr>
-        <w:tc>
-          <w:tcPr>
-            <w:tcW w:type="pct" w:w="22%"/>
-            <w:tcBorders>
-              <w:top w:val="single" w:color="999999" w:sz="4"/>
-              <w:left w:val="single" w:color="999999" w:sz="4"/>
-              <w:bottom w:val="single" w:color="999999" w:sz="4"/>
-              <w:right w:val="single" w:color="999999" w:sz="4"/>
-            </w:tcBorders>
-            <w:shd w:fill="E8E8E8" w:val="clear"/>
-          </w:tcPr>
-          <w:p>
-            <w:r>
-              <w:rPr>
-                <w:b w:val="0"/>
-              </w:rPr>
-              <w:t>OE</w:t>
-            </w:r>
-          </w:p>
-        </w:tc>
-        <w:tc>
-          <w:tcPr>
-            <w:tcW w:type="pct" w:w="22%"/>
-            <w:tcBorders>
-              <w:top w:val="single" w:color="999999" w:sz="4"/>
-              <w:left w:val="single" w:color="999999" w:sz="4"/>
-              <w:bottom w:val="single" w:color="999999" w:sz="4"/>
-              <w:right w:val="single" w:color="999999" w:sz="4"/>
-            </w:tcBorders>
-            <w:shd w:fill="E8E8E8" w:val="clear"/>
-          </w:tcPr>
-          <w:p>
-            <w:r>
-              <w:rPr>
-                <w:b w:val="0"/>
-              </w:rPr>
-              <w:t>objective element</w:t>
-            </w:r>
-          </w:p>
-        </w:tc>
-      </w:tr>
-      <w:tr>
-        <w:tc>
-          <w:tcPr>
-            <w:tcW w:type="pct" w:w="22%"/>
-            <w:tcBorders>
-              <w:top w:val="single" w:color="999999" w:sz="4"/>
-              <w:left w:val="single" w:color="999999" w:sz="4"/>
-              <w:bottom w:val="single" w:color="999999" w:sz="4"/>
-              <w:right w:val="single" w:color="999999" w:sz="4"/>
-            </w:tcBorders>
-            <w:shd w:fill="E8E8E8" w:val="clear"/>
-          </w:tcPr>
-          <w:p>
-            <w:r>
-              <w:rPr>
-                <w:b w:val="0"/>
-              </w:rPr>
-              <w:t>ROM</w:t>
-            </w:r>
-          </w:p>
-        </w:tc>
-        <w:tc>
-          <w:tcPr>
-            <w:tcW w:type="pct" w:w="22%"/>
-            <w:tcBorders>
-              <w:top w:val="single" w:color="999999" w:sz="4"/>
-              <w:left w:val="single" w:color="999999" w:sz="4"/>
-              <w:bottom w:val="single" w:color="999999" w:sz="4"/>
-              <w:right w:val="single" w:color="999999" w:sz="4"/>
-            </w:tcBorders>
-            <w:shd w:fill="E8E8E8" w:val="clear"/>
-          </w:tcPr>
-          <w:p>
-            <w:r>
-              <w:rPr>
-                <w:b w:val="0"/>
-              </w:rPr>
-              <w:t>Responsibilities of Management (NABH SHCO chapter 7)</w:t>
-            </w:r>
-          </w:p>
-        </w:tc>
-      </w:tr>
-      <w:tr>
-        <w:tc>
-          <w:tcPr>
-            <w:tcW w:type="pct" w:w="22%"/>
-            <w:tcBorders>
-              <w:top w:val="single" w:color="999999" w:sz="4"/>
-              <w:left w:val="single" w:color="999999" w:sz="4"/>
-              <w:bottom w:val="single" w:color="999999" w:sz="4"/>
-              <w:right w:val="single" w:color="999999" w:sz="4"/>
-            </w:tcBorders>
-            <w:shd w:fill="E8E8E8" w:val="clear"/>
-          </w:tcPr>
-          <w:p>
-            <w:r>
-              <w:rPr>
-                <w:b w:val="0"/>
-              </w:rPr>
-              <w:t>SHCO</w:t>
-            </w:r>
-          </w:p>
-        </w:tc>
-        <w:tc>
-          <w:tcPr>
-            <w:tcW w:type="pct" w:w="22%"/>
-            <w:tcBorders>
-              <w:top w:val="single" w:color="999999" w:sz="4"/>
-              <w:left w:val="single" w:color="999999" w:sz="4"/>
-              <w:bottom w:val="single" w:color="999999" w:sz="4"/>
-              <w:right w:val="single" w:color="999999" w:sz="4"/>
-            </w:tcBorders>
-            <w:shd w:fill="E8E8E8" w:val="clear"/>
-          </w:tcPr>
-          <w:p>
-            <w:r>
-              <w:rPr>
-                <w:b w:val="0"/>
-              </w:rPr>
-              <w:t>Standards for Small Healthcare Organisations</w:t>
-            </w:r>
-          </w:p>
-        </w:tc>
-      </w:tr>
-    </w:tbl>
-    <w:p>
-      <w:pPr>
-        <w:pStyle w:val="Heading1"/>
-        <w:spacing w:after="120" w:before="280"/>
-      </w:pPr>
-      <w:r>
-        <w:t>11. Traceability to NABH SHCO 3rd Edition ROM.2</w:t>
-      </w:r>
-    </w:p>
-    <w:p>
-      <w:pPr>
-        <w:spacing w:after="120"/>
-      </w:pPr>
-      <w:r>
-        <w:rPr>
-          <w:i/>
-          <w:iCs/>
-          <w:sz w:val="20"/>
-          <w:szCs w:val="20"/>
-        </w:rPr>
-        <w:t xml:space="preserve">This table is an index. It is not how the policy is organised.</w:t>
-      </w:r>
-    </w:p>
     <w:p>
       <w:pPr>
         <w:pStyle w:val="Heading1"/>

--- a/policies/build/masters/ROM.2_v2_master.docx
+++ b/policies/build/masters/ROM.2_v2_master.docx
@@ -715,18 +715,6 @@
     </w:p>
     <w:p>
       <w:pPr>
-        <w:spacing w:after="140"/>
-      </w:pPr>
-      <w:r>
-        <w:rPr>
-          <w:sz w:val="22"/>
-          <w:szCs w:val="22"/>
-        </w:rPr>
-        <w:t xml:space="preserve">It covers the four elements ROM.2.a–d name. It does not cover governance roles and responsibilities (ROM.1), strategic and operational plans (ROM.3), or risk management and outsourced services (ROM.4).</w:t>
-      </w:r>
-    </w:p>
-    <w:p>
-      <w:pPr>
         <w:pStyle w:val="Heading1"/>
         <w:spacing w:after="120" w:before="280"/>
       </w:pPr>
@@ -992,7 +980,7 @@
           <w:sz w:val="22"/>
           <w:szCs w:val="22"/>
         </w:rPr>
-        <w:t xml:space="preserve">This step does not duplicate the detailed statutory requirements addressed in other policies of «Hospital Name» (for example FMS for fire and safety, HIC for biomedical waste). It records that the leader is responsible for overall compliance and that a register exists.</w:t>
+        <w:t>This step does not duplicate the detailed statutory requirements addressed in other policies of «Hospital Name» (for example fire and safety, or biomedical waste). It records that the leader is responsible for overall compliance and that a register exists.</w:t>
       </w:r>
     </w:p>
     <w:p>
@@ -1037,7 +1025,7 @@
           <w:sz w:val="22"/>
           <w:szCs w:val="22"/>
         </w:rPr>
-        <w:t xml:space="preserve">ROM.1.c monitors organisation performance against mission. This step reviews the leader's personal effectiveness in delivering that performance.</w:t>
+        <w:t>The governance-roles policy monitors organisation performance against mission. This step reviews the leader's personal effectiveness in delivering that performance.</w:t>
       </w:r>
     </w:p>
     <w:p>

--- a/policies/build/masters/ROM.2_v2_master.docx
+++ b/policies/build/masters/ROM.2_v2_master.docx
@@ -3355,8 +3355,23 @@
           <w:sz w:val="22"/>
           <w:szCs w:val="22"/>
         </w:rPr>
-        <w:t xml:space="preserve">National Accreditation Board for Hospitals and Healthcare Providers (NABH), Standards for Small Healthcare Organisations, 3rd Edition — Responsibilities of Management chapter, standard ROM.2.</w:t>
-      </w:r>
+      </w:r>
+      <w:r>
+        <w:rPr>
+          <w:sz w:val="22"/>
+        </w:rPr>
+        <w:t xml:space="preserve">National Accreditation Board for Hospitals &amp; Healthcare Providers. (2022). Standards for small healthcare organisations (3rd ed.) — Responsibilities of Management chapter, standard ROM.2. </w:t>
+      </w:r>
+      <w:hyperlink r:id="rId9">
+        <w:r>
+          <w:rPr>
+            <w:rStyle w:val="Hyperlink"/>
+            <w:sz w:val="22"/>
+            <w:szCs w:val="22"/>
+          </w:rPr>
+          <w:t>https://nabh.co/programmes/small-healthcare-organisation-shco-accreditation-programme/</w:t>
+        </w:r>
+      </w:hyperlink>
     </w:p>
     <w:p>
       <w:pPr>
